--- a/docs/common_code/09_desc_stats/desc_stats.docx
+++ b/docs/common_code/09_desc_stats/desc_stats.docx
@@ -31,7 +31,7 @@
         <w:pStyle w:val="Date"/>
       </w:pPr>
       <w:r>
-        <w:t xml:space="preserve">2026-07-02</w:t>
+        <w:t xml:space="preserve">2026-07-03</w:t>
       </w:r>
     </w:p>
     <w:bookmarkStart w:id="11" w:name="descriptive-statistics"/>

--- a/docs/common_code/09_desc_stats/desc_stats.docx
+++ b/docs/common_code/09_desc_stats/desc_stats.docx
@@ -31,7 +31,7 @@
         <w:pStyle w:val="Date"/>
       </w:pPr>
       <w:r>
-        <w:t xml:space="preserve">2026-07-03</w:t>
+        <w:t xml:space="preserve">2026-07-04</w:t>
       </w:r>
     </w:p>
     <w:bookmarkStart w:id="11" w:name="descriptive-statistics"/>

--- a/docs/common_code/09_desc_stats/desc_stats.docx
+++ b/docs/common_code/09_desc_stats/desc_stats.docx
@@ -31,7 +31,7 @@
         <w:pStyle w:val="Date"/>
       </w:pPr>
       <w:r>
-        <w:t xml:space="preserve">2026-07-04</w:t>
+        <w:t xml:space="preserve">2026-07-05</w:t>
       </w:r>
     </w:p>
     <w:bookmarkStart w:id="11" w:name="descriptive-statistics"/>

--- a/docs/common_code/09_desc_stats/desc_stats.docx
+++ b/docs/common_code/09_desc_stats/desc_stats.docx
@@ -31,7 +31,7 @@
         <w:pStyle w:val="Date"/>
       </w:pPr>
       <w:r>
-        <w:t xml:space="preserve">2026-07-05</w:t>
+        <w:t xml:space="preserve">2026-08-27</w:t>
       </w:r>
     </w:p>
     <w:bookmarkStart w:id="11" w:name="descriptive-statistics"/>
@@ -127,7 +127,7 @@
           <w:rPr>
             <w:rStyle w:val="VerbatimChar"/>
           </w:rPr>
-          <w:t xml:space="preserve">08_desc_stats.R</w:t>
+          <w:t xml:space="preserve">09_desc_stats.R</w:t>
         </w:r>
       </w:hyperlink>
     </w:p>
@@ -4351,7 +4351,7 @@
         <w:pStyle w:val="FirstParagraph"/>
       </w:pPr>
       <w:r>
-        <w:t xml:space="preserve">Pre-computing the summary table and storing it is the cleanest approach when</w:t>
+        <w:t xml:space="preserve">Pre-computing the summary table and storing it works well when</w:t>
       </w:r>
       <w:r>
         <w:t xml:space="preserve"> </w:t>
@@ -6031,13 +6031,13 @@
         <w:t xml:space="preserve"> </w:t>
       </w:r>
       <w:r>
-        <w:t xml:space="preserve">small inline histogram. It is the fastest way to get a complete picture of a</w:t>
-      </w:r>
-      <w:r>
-        <w:t xml:space="preserve"> </w:t>
-      </w:r>
-      <w:r>
-        <w:t xml:space="preserve">new dataset.</w:t>
+        <w:t xml:space="preserve">small inline histogram, giving a complete picture of a new dataset in a</w:t>
+      </w:r>
+      <w:r>
+        <w:t xml:space="preserve"> </w:t>
+      </w:r>
+      <w:r>
+        <w:t xml:space="preserve">single call.</w:t>
       </w:r>
     </w:p>
     <w:bookmarkStart w:id="22" w:name="whole-data-frame"/>
@@ -7887,17 +7887,19 @@
           <w:i/>
           <w:iCs/>
         </w:rPr>
-        <w:t xml:space="preserve">End of Common Code 08 — Descriptive Statistics.</w:t>
-      </w:r>
-      <w:r>
-        <w:t xml:space="preserve"> </w:t>
-      </w:r>
+        <w:t xml:space="preserve">End of Common Code 09 — Descriptive Statistics.</w:t>
+      </w:r>
+    </w:p>
+    <w:p>
+      <w:pPr>
+        <w:pStyle w:val="BodyText"/>
+      </w:pPr>
       <w:r>
         <w:rPr>
           <w:i/>
           <w:iCs/>
         </w:rPr>
-        <w:t xml:space="preserve">Next: Common Code 09 — t-tests.</w:t>
+        <w:t xml:space="preserve">Next: Common Code 10 — t-tests.</w:t>
       </w:r>
     </w:p>
     <w:bookmarkEnd w:id="29"/>

--- a/docs/common_code/09_desc_stats/desc_stats.docx
+++ b/docs/common_code/09_desc_stats/desc_stats.docx
@@ -31,7 +31,7 @@
         <w:pStyle w:val="Date"/>
       </w:pPr>
       <w:r>
-        <w:t xml:space="preserve">2026-08-27</w:t>
+        <w:t xml:space="preserve">2026-09-01</w:t>
       </w:r>
     </w:p>
     <w:bookmarkStart w:id="11" w:name="descriptive-statistics"/>

--- a/docs/common_code/09_desc_stats/desc_stats.docx
+++ b/docs/common_code/09_desc_stats/desc_stats.docx
@@ -31,7 +31,7 @@
         <w:pStyle w:val="Date"/>
       </w:pPr>
       <w:r>
-        <w:t xml:space="preserve">2026-09-01</w:t>
+        <w:t xml:space="preserve">2026-09-03</w:t>
       </w:r>
     </w:p>
     <w:bookmarkStart w:id="11" w:name="descriptive-statistics"/>

--- a/docs/common_code/09_desc_stats/desc_stats.docx
+++ b/docs/common_code/09_desc_stats/desc_stats.docx
@@ -8876,8 +8876,8 @@
       <w:rFonts w:asciiTheme="majorHAnsi" w:cstheme="majorBidi" w:eastAsiaTheme="majorEastAsia" w:hAnsiTheme="majorHAnsi"/>
       <w:spacing w:val="-10"/>
       <w:kern w:val="28"/>
-      <w:sz w:val="56"/>
-      <w:szCs w:val="56"/>
+      <w:sz w:val="40"/>
+      <w:szCs w:val="40"/>
     </w:rPr>
   </w:style>
   <w:style w:customStyle="1" w:styleId="TitleChar" w:type="character">
@@ -8890,8 +8890,8 @@
       <w:rFonts w:asciiTheme="majorHAnsi" w:cstheme="majorBidi" w:eastAsiaTheme="majorEastAsia" w:hAnsiTheme="majorHAnsi"/>
       <w:spacing w:val="-10"/>
       <w:kern w:val="28"/>
-      <w:sz w:val="56"/>
-      <w:szCs w:val="56"/>
+      <w:sz w:val="40"/>
+      <w:szCs w:val="40"/>
     </w:rPr>
   </w:style>
   <w:style w:styleId="Subtitle" w:type="paragraph">

--- a/docs/common_code/09_desc_stats/desc_stats.docx
+++ b/docs/common_code/09_desc_stats/desc_stats.docx
@@ -31,7 +31,7 @@
         <w:pStyle w:val="Date"/>
       </w:pPr>
       <w:r>
-        <w:t xml:space="preserve">2026-09-03</w:t>
+        <w:t xml:space="preserve">2026-09-04</w:t>
       </w:r>
     </w:p>
     <w:bookmarkStart w:id="11" w:name="descriptive-statistics"/>
